--- a/proactive-english-b2-sy/out/PE-B2-BK1-SY_Unit10_SB.docx
+++ b/proactive-english-b2-sy/out/PE-B2-BK1-SY_Unit10_SB.docx
@@ -44530,7 +44530,7 @@
                 <w:sz w:val="22"/>
                 <w:szCs w:val="22"/>
               </w:rPr>
-              <w:t xml:space="preserve">Which is the finding of the cycle, and it is the fifth kind of mediation in this book.</w:t>
+              <w:t xml:space="preserve">Which is the finding of the cycle, and it is the sixth kind of mediation in this book.</w:t>
             </w:r>
             <w:r>
               <w:rPr>
@@ -45186,7 +45186,7 @@
                 <w:sz w:val="22"/>
                 <w:szCs w:val="22"/>
               </w:rPr>
-              <w:t xml:space="preserve">Nobody, and that is the third time this book has said so in a different way.</w:t>
+              <w:t xml:space="preserve">Nobody, and that is the sixth time this book has said so, in a sixth different way.</w:t>
             </w:r>
             <w:r>
               <w:rPr>
@@ -45964,7 +45964,7 @@
                 <w:sz w:val="22"/>
                 <w:szCs w:val="22"/>
               </w:rPr>
-              <w:t xml:space="preserve">The fifth kind of mediation in this book, and the last.</w:t>
+              <w:t xml:space="preserve">The sixth kind of mediation in this book.</w:t>
             </w:r>
             <w:r>
               <w:rPr>
